--- a/Doc/restful API 使用说明.docx
+++ b/Doc/restful API 使用说明.docx
@@ -34,108 +34,265 @@
     </w:p>
     <w:p/>
     <w:p>
+      <w:r>
+        <w:rPr>
+          <w:rFonts w:hint="eastAsia"/>
+        </w:rPr>
+        <w:t>通过node</w:t>
+      </w:r>
+      <w:r>
+        <w:t xml:space="preserve"> </w:t>
+      </w:r>
+      <w:r>
+        <w:rPr>
+          <w:rFonts w:hint="eastAsia"/>
+        </w:rPr>
+        <w:t>sample</w:t>
+      </w:r>
+      <w:r>
+        <w:t xml:space="preserve">\client\server.js </w:t>
+      </w:r>
+      <w:r>
+        <w:rPr>
+          <w:rFonts w:hint="eastAsia"/>
+        </w:rPr>
+        <w:t>来启动一个http</w:t>
+      </w:r>
+      <w:r>
+        <w:t xml:space="preserve"> </w:t>
+      </w:r>
+      <w:r>
+        <w:rPr>
+          <w:rFonts w:hint="eastAsia"/>
+        </w:rPr>
+        <w:t>server，然后通过提示信息中的U</w:t>
+      </w:r>
+      <w:r>
+        <w:t>RL</w:t>
+      </w:r>
+      <w:r>
+        <w:rPr>
+          <w:rFonts w:hint="eastAsia"/>
+        </w:rPr>
+        <w:t>来获取当前chain中活动的server</w:t>
+      </w:r>
+      <w:r>
+        <w:t xml:space="preserve"> </w:t>
+      </w:r>
+      <w:r>
+        <w:rPr>
+          <w:rFonts w:hint="eastAsia"/>
+        </w:rPr>
+        <w:t>list。这些server支持以下A</w:t>
+      </w:r>
+      <w:r>
+        <w:t>PI</w:t>
+      </w:r>
+      <w:r>
+        <w:rPr>
+          <w:rFonts w:hint="eastAsia"/>
+        </w:rPr>
+        <w:t>接口。</w:t>
+      </w:r>
+    </w:p>
+    <w:p/>
+    <w:p>
+      <w:pPr>
+        <w:rPr>
+          <w:rFonts w:hint="eastAsia"/>
+          <w:color w:val="00B050"/>
+        </w:rPr>
+      </w:pPr>
+      <w:r>
+        <w:rPr>
+          <w:color w:val="00B050"/>
+        </w:rPr>
+        <w:t>Node server.js</w:t>
+      </w:r>
+    </w:p>
+    <w:p>
+      <w:pPr>
+        <w:rPr>
+          <w:color w:val="00B050"/>
+        </w:rPr>
+      </w:pPr>
+      <w:r>
+        <w:rPr>
+          <w:rFonts w:ascii="Segoe UI Symbol" w:hAnsi="Segoe UI Symbol" w:cs="Segoe UI Symbol"/>
+          <w:color w:val="00B050"/>
+        </w:rPr>
+        <w:t>✅</w:t>
+      </w:r>
+      <w:r>
+        <w:rPr>
+          <w:color w:val="00B050"/>
+        </w:rPr>
+        <w:t xml:space="preserve"> HTTP server on http://localhost:3166</w:t>
+      </w:r>
+    </w:p>
+    <w:p>
+      <w:pPr>
+        <w:rPr>
+          <w:color w:val="00B050"/>
+        </w:rPr>
+      </w:pPr>
+      <w:r>
+        <w:rPr>
+          <w:rFonts w:ascii="Segoe UI Symbol" w:hAnsi="Segoe UI Symbol" w:cs="Segoe UI Symbol"/>
+          <w:color w:val="00B050"/>
+        </w:rPr>
+        <w:t>👉</w:t>
+      </w:r>
+      <w:r>
+        <w:rPr>
+          <w:color w:val="00B050"/>
+        </w:rPr>
+        <w:t xml:space="preserve"> Query http://localhost:3166/api/appservers to fetch </w:t>
+      </w:r>
       <w:proofErr w:type="spellStart"/>
       <w:r>
-        <w:t>baseurl</w:t>
+        <w:rPr>
+          <w:color w:val="00B050"/>
+        </w:rPr>
+        <w:t>webservice</w:t>
       </w:r>
       <w:proofErr w:type="spellEnd"/>
       <w:r>
-        <w:t xml:space="preserve"> = </w:t>
-      </w:r>
-      <w:hyperlink r:id="rId4" w:history="1">
-        <w:r>
-          <w:rPr>
-            <w:rStyle w:val="a3"/>
-          </w:rPr>
-          <w:t>http://localhost:8080</w:t>
-        </w:r>
-      </w:hyperlink>
-    </w:p>
-    <w:p/>
-    <w:p>
+        <w:rPr>
+          <w:color w:val="00B050"/>
+        </w:rPr>
+        <w:t xml:space="preserve"> addresses of node app</w:t>
+      </w:r>
+    </w:p>
+    <w:p>
+      <w:pPr>
+        <w:rPr>
+          <w:color w:val="00B050"/>
+        </w:rPr>
+      </w:pPr>
+    </w:p>
+    <w:p>
+      <w:pPr>
+        <w:rPr>
+          <w:color w:val="000000" w:themeColor="text1"/>
+        </w:rPr>
+      </w:pPr>
       <w:r>
         <w:rPr>
           <w:rFonts w:hint="eastAsia"/>
-        </w:rPr>
-        <w:t>每个app都会提供restful服务，监听的端口不同，我们现在默认使用第一个。以4个app为例，以下</w:t>
+          <w:color w:val="000000" w:themeColor="text1"/>
+        </w:rPr>
+        <w:t>然后启动测试页面进行数据测试。</w:t>
+      </w:r>
+    </w:p>
+    <w:p>
+      <w:pPr>
+        <w:rPr>
+          <w:color w:val="000000" w:themeColor="text1"/>
+        </w:rPr>
+      </w:pPr>
+      <w:r>
+        <w:rPr>
+          <w:color w:val="000000" w:themeColor="text1"/>
+        </w:rPr>
+        <w:t>C</w:t>
+      </w:r>
+      <w:r>
+        <w:rPr>
+          <w:rFonts w:hint="eastAsia"/>
+          <w:color w:val="000000" w:themeColor="text1"/>
+        </w:rPr>
+        <w:t>d</w:t>
+      </w:r>
+      <w:r>
+        <w:rPr>
+          <w:color w:val="000000" w:themeColor="text1"/>
+        </w:rPr>
+        <w:t xml:space="preserve"> </w:t>
+      </w:r>
+      <w:r>
+        <w:rPr>
+          <w:rFonts w:hint="eastAsia"/>
+          <w:color w:val="000000" w:themeColor="text1"/>
+        </w:rPr>
+        <w:t>sample</w:t>
+      </w:r>
+      <w:r>
+        <w:rPr>
+          <w:color w:val="000000" w:themeColor="text1"/>
+        </w:rPr>
+        <w:t>\</w:t>
       </w:r>
       <w:proofErr w:type="spellStart"/>
       <w:r>
         <w:rPr>
-          <w:rFonts w:hint="eastAsia"/>
-        </w:rPr>
-        <w:t>url</w:t>
+          <w:color w:val="000000" w:themeColor="text1"/>
+        </w:rPr>
+        <w:t>IdentityOnChain</w:t>
       </w:r>
       <w:proofErr w:type="spellEnd"/>
       <w:r>
         <w:rPr>
-          <w:rFonts w:hint="eastAsia"/>
-        </w:rPr>
-        <w:t>也是有效的。</w:t>
-      </w:r>
-    </w:p>
-    <w:p>
-      <w:r>
-        <w:tab/>
-      </w:r>
-      <w:r>
-        <w:tab/>
-      </w:r>
-      <w:r>
-        <w:tab/>
-      </w:r>
-      <w:hyperlink r:id="rId5" w:history="1">
-        <w:r>
-          <w:rPr>
-            <w:rStyle w:val="a3"/>
-          </w:rPr>
-          <w:t>http://localhost:8081</w:t>
-        </w:r>
-      </w:hyperlink>
-    </w:p>
-    <w:p>
-      <w:r>
-        <w:tab/>
-      </w:r>
-      <w:r>
-        <w:tab/>
-      </w:r>
-      <w:r>
-        <w:tab/>
-      </w:r>
-      <w:hyperlink r:id="rId6" w:history="1">
-        <w:r>
-          <w:rPr>
-            <w:rStyle w:val="a3"/>
-          </w:rPr>
-          <w:t>http://localhost:8082</w:t>
-        </w:r>
-      </w:hyperlink>
-    </w:p>
-    <w:p>
-      <w:pPr>
-        <w:rPr>
-          <w:rFonts w:hint="eastAsia"/>
-        </w:rPr>
-      </w:pPr>
-      <w:r>
-        <w:tab/>
-      </w:r>
-      <w:r>
-        <w:tab/>
-      </w:r>
-      <w:r>
-        <w:tab/>
-        <w:t>http://localhost:8083</w:t>
-      </w:r>
-    </w:p>
-    <w:p>
+          <w:color w:val="000000" w:themeColor="text1"/>
+        </w:rPr>
+        <w:t>\</w:t>
+      </w:r>
+      <w:proofErr w:type="spellStart"/>
+      <w:r>
+        <w:rPr>
+          <w:color w:val="000000" w:themeColor="text1"/>
+        </w:rPr>
+        <w:t>src</w:t>
+      </w:r>
+      <w:proofErr w:type="spellEnd"/>
+      <w:r>
+        <w:rPr>
+          <w:color w:val="000000" w:themeColor="text1"/>
+        </w:rPr>
+        <w:t xml:space="preserve"> </w:t>
+      </w:r>
+    </w:p>
+    <w:p>
+      <w:pPr>
+        <w:rPr>
+          <w:color w:val="000000" w:themeColor="text1"/>
+        </w:rPr>
+      </w:pPr>
+      <w:proofErr w:type="spellStart"/>
+      <w:r>
+        <w:rPr>
+          <w:color w:val="000000" w:themeColor="text1"/>
+        </w:rPr>
+        <w:t>Npm</w:t>
+      </w:r>
+      <w:proofErr w:type="spellEnd"/>
+      <w:r>
+        <w:rPr>
+          <w:color w:val="000000" w:themeColor="text1"/>
+        </w:rPr>
+        <w:t xml:space="preserve"> run dev</w:t>
+      </w:r>
       <w:bookmarkStart w:id="0" w:name="_GoBack"/>
       <w:bookmarkEnd w:id="0"/>
     </w:p>
     <w:p>
       <w:pPr>
         <w:rPr>
+          <w:rFonts w:hint="eastAsia"/>
+          <w:color w:val="00B050"/>
+        </w:rPr>
+      </w:pPr>
+    </w:p>
+    <w:p>
+      <w:pPr>
+        <w:rPr>
+          <w:rFonts w:hint="eastAsia"/>
+        </w:rPr>
+      </w:pPr>
+    </w:p>
+    <w:p>
+      <w:pPr>
+        <w:rPr>
           <w:rFonts w:ascii="Cascadia Code" w:hAnsi="Cascadia Code" w:cs="Segoe UI"/>
           <w:color w:val="212121"/>
           <w:sz w:val="28"/>
@@ -189,17 +346,7 @@
           <w:szCs w:val="28"/>
           <w:shd w:val="clear" w:color="auto" w:fill="FFFFFF"/>
         </w:rPr>
-        <w:t>}</w:t>
-      </w:r>
-      <w:r>
-        <w:rPr>
-          <w:rFonts w:ascii="Cascadia Code" w:hAnsi="Cascadia Code" w:cs="Segoe UI"/>
-          <w:color w:val="212121"/>
-          <w:sz w:val="28"/>
-          <w:szCs w:val="28"/>
-          <w:shd w:val="clear" w:color="auto" w:fill="FFFFFF"/>
-        </w:rPr>
-        <w:t>\did\create</w:t>
+        <w:t>}\did\create</w:t>
       </w:r>
     </w:p>
     <w:p>
@@ -554,6 +701,7 @@
           <w:szCs w:val="28"/>
           <w:shd w:val="clear" w:color="auto" w:fill="FFFFFF"/>
         </w:rPr>
+        <w:lastRenderedPageBreak/>
         <w:t>{</w:t>
       </w:r>
       <w:r>
@@ -591,9 +739,11 @@
           <w:szCs w:val="28"/>
           <w:shd w:val="clear" w:color="auto" w:fill="FFFFFF"/>
         </w:rPr>
-        <w:t>}\did\</w:t>
-      </w:r>
-      <w:r>
+        <w:t>}\did\update</w:t>
+      </w:r>
+    </w:p>
+    <w:p>
+      <w:pPr>
         <w:rPr>
           <w:rFonts w:ascii="Cascadia Code" w:hAnsi="Cascadia Code" w:cs="Segoe UI"/>
           <w:color w:val="212121"/>
@@ -601,8 +751,7 @@
           <w:szCs w:val="28"/>
           <w:shd w:val="clear" w:color="auto" w:fill="FFFFFF"/>
         </w:rPr>
-        <w:t>update</w:t>
-      </w:r>
+      </w:pPr>
     </w:p>
     <w:p>
       <w:pPr>
@@ -614,9 +763,7 @@
           <w:shd w:val="clear" w:color="auto" w:fill="FFFFFF"/>
         </w:rPr>
       </w:pPr>
-    </w:p>
-    <w:p>
-      <w:pPr>
+      <w:r>
         <w:rPr>
           <w:rFonts w:ascii="Cascadia Code" w:hAnsi="Cascadia Code" w:cs="Segoe UI"/>
           <w:color w:val="212121"/>
@@ -624,15 +771,6 @@
           <w:szCs w:val="28"/>
           <w:shd w:val="clear" w:color="auto" w:fill="FFFFFF"/>
         </w:rPr>
-      </w:pPr>
-      <w:r>
-        <w:rPr>
-          <w:rFonts w:ascii="Cascadia Code" w:hAnsi="Cascadia Code" w:cs="Segoe UI"/>
-          <w:color w:val="212121"/>
-          <w:sz w:val="28"/>
-          <w:szCs w:val="28"/>
-          <w:shd w:val="clear" w:color="auto" w:fill="FFFFFF"/>
-        </w:rPr>
         <w:t>POST</w:t>
       </w:r>
     </w:p>
@@ -675,7 +813,6 @@
           <w:sz w:val="28"/>
           <w:szCs w:val="28"/>
         </w:rPr>
-        <w:lastRenderedPageBreak/>
         <w:t xml:space="preserve">    </w:t>
       </w:r>
       <w:r>
@@ -760,25 +897,7 @@
           <w:sz w:val="28"/>
           <w:szCs w:val="28"/>
         </w:rPr>
-        <w:t>"</w:t>
-      </w:r>
-      <w:r>
-        <w:rPr>
-          <w:rFonts w:ascii="Cascadia Code" w:hAnsi="Cascadia Code" w:cs="Courier New"/>
-          <w:color w:val="0451A5"/>
-          <w:sz w:val="28"/>
-          <w:szCs w:val="28"/>
-        </w:rPr>
-        <w:t>new-</w:t>
-      </w:r>
-      <w:r>
-        <w:rPr>
-          <w:rFonts w:ascii="Cascadia Code" w:hAnsi="Cascadia Code" w:cs="Courier New"/>
-          <w:color w:val="0451A5"/>
-          <w:sz w:val="28"/>
-          <w:szCs w:val="28"/>
-        </w:rPr>
-        <w:t>base64-string"</w:t>
+        <w:t>"new-base64-string"</w:t>
       </w:r>
       <w:r>
         <w:rPr>
@@ -1191,17 +1310,7 @@
           <w:szCs w:val="28"/>
           <w:shd w:val="clear" w:color="auto" w:fill="FFFFFF"/>
         </w:rPr>
-        <w:t>}\did\</w:t>
-      </w:r>
-      <w:r>
-        <w:rPr>
-          <w:rFonts w:ascii="Cascadia Code" w:hAnsi="Cascadia Code" w:cs="Segoe UI"/>
-          <w:color w:val="212121"/>
-          <w:sz w:val="28"/>
-          <w:szCs w:val="28"/>
-          <w:shd w:val="clear" w:color="auto" w:fill="FFFFFF"/>
-        </w:rPr>
-        <w:t>list</w:t>
+        <w:t>}\did\list</w:t>
       </w:r>
     </w:p>
     <w:p>
